--- a/docs/package/03_Contracts/iNXT_BrokerVerse_Annual_Maintenance_Support_and_SLA.docx
+++ b/docs/package/03_Contracts/iNXT_BrokerVerse_Annual_Maintenance_Support_and_SLA.docx
@@ -789,7 +789,7 @@
             </w:rPr>
             <w:fldChar w:fldCharType="separate"/>
           </w:r>
-          <w:hyperlink w:anchor="__RefHeading___Toc41993_4049217194">
+          <w:hyperlink w:anchor="__RefHeading___Toc41993_3199679052">
             <w:r>
               <w:rPr>
                 <w:webHidden/>
@@ -824,7 +824,7 @@
             </w:tabs>
             <w:rPr/>
           </w:pPr>
-          <w:hyperlink w:anchor="__RefHeading___Toc41995_4049217194">
+          <w:hyperlink w:anchor="__RefHeading___Toc41995_3199679052">
             <w:r>
               <w:rPr>
                 <w:webHidden/>
@@ -853,7 +853,7 @@
             </w:tabs>
             <w:rPr/>
           </w:pPr>
-          <w:hyperlink w:anchor="__RefHeading___Toc41997_4049217194">
+          <w:hyperlink w:anchor="__RefHeading___Toc41997_3199679052">
             <w:r>
               <w:rPr>
                 <w:webHidden/>
@@ -875,7 +875,7 @@
             </w:tabs>
             <w:rPr/>
           </w:pPr>
-          <w:hyperlink w:anchor="__RefHeading___Toc41999_4049217194">
+          <w:hyperlink w:anchor="__RefHeading___Toc41999_3199679052">
             <w:r>
               <w:rPr>
                 <w:webHidden/>
@@ -897,7 +897,7 @@
             </w:tabs>
             <w:rPr/>
           </w:pPr>
-          <w:hyperlink w:anchor="__RefHeading___Toc42001_4049217194">
+          <w:hyperlink w:anchor="__RefHeading___Toc42001_3199679052">
             <w:r>
               <w:rPr>
                 <w:webHidden/>
@@ -919,7 +919,7 @@
             </w:tabs>
             <w:rPr/>
           </w:pPr>
-          <w:hyperlink w:anchor="__RefHeading___Toc42003_4049217194">
+          <w:hyperlink w:anchor="__RefHeading___Toc42003_3199679052">
             <w:r>
               <w:rPr>
                 <w:webHidden/>
@@ -941,7 +941,7 @@
             </w:tabs>
             <w:rPr/>
           </w:pPr>
-          <w:hyperlink w:anchor="__RefHeading___Toc42005_4049217194">
+          <w:hyperlink w:anchor="__RefHeading___Toc42005_3199679052">
             <w:r>
               <w:rPr>
                 <w:webHidden/>
@@ -963,7 +963,7 @@
             </w:tabs>
             <w:rPr/>
           </w:pPr>
-          <w:hyperlink w:anchor="__RefHeading___Toc42007_4049217194">
+          <w:hyperlink w:anchor="__RefHeading___Toc42007_3199679052">
             <w:r>
               <w:rPr>
                 <w:webHidden/>
@@ -985,7 +985,7 @@
             </w:tabs>
             <w:rPr/>
           </w:pPr>
-          <w:hyperlink w:anchor="__RefHeading___Toc42009_4049217194">
+          <w:hyperlink w:anchor="__RefHeading___Toc42009_3199679052">
             <w:r>
               <w:rPr>
                 <w:webHidden/>
@@ -1007,7 +1007,7 @@
             </w:tabs>
             <w:rPr/>
           </w:pPr>
-          <w:hyperlink w:anchor="__RefHeading___Toc42011_4049217194">
+          <w:hyperlink w:anchor="__RefHeading___Toc42011_3199679052">
             <w:r>
               <w:rPr>
                 <w:webHidden/>
@@ -1029,7 +1029,7 @@
             </w:tabs>
             <w:rPr/>
           </w:pPr>
-          <w:hyperlink w:anchor="__RefHeading___Toc42013_4049217194">
+          <w:hyperlink w:anchor="__RefHeading___Toc42013_3199679052">
             <w:r>
               <w:rPr>
                 <w:webHidden/>
@@ -1051,7 +1051,7 @@
             </w:tabs>
             <w:rPr/>
           </w:pPr>
-          <w:hyperlink w:anchor="__RefHeading___Toc42015_4049217194">
+          <w:hyperlink w:anchor="__RefHeading___Toc42015_3199679052">
             <w:r>
               <w:rPr>
                 <w:webHidden/>
@@ -1073,7 +1073,7 @@
             </w:tabs>
             <w:rPr/>
           </w:pPr>
-          <w:hyperlink w:anchor="__RefHeading___Toc42017_4049217194">
+          <w:hyperlink w:anchor="__RefHeading___Toc42017_3199679052">
             <w:r>
               <w:rPr>
                 <w:webHidden/>
@@ -1095,7 +1095,7 @@
             </w:tabs>
             <w:rPr/>
           </w:pPr>
-          <w:hyperlink w:anchor="__RefHeading___Toc42019_4049217194">
+          <w:hyperlink w:anchor="__RefHeading___Toc42019_3199679052">
             <w:r>
               <w:rPr>
                 <w:webHidden/>
@@ -1117,7 +1117,7 @@
             </w:tabs>
             <w:rPr/>
           </w:pPr>
-          <w:hyperlink w:anchor="__RefHeading___Toc42021_4049217194">
+          <w:hyperlink w:anchor="__RefHeading___Toc42021_3199679052">
             <w:r>
               <w:rPr>
                 <w:webHidden/>
@@ -1139,7 +1139,7 @@
             </w:tabs>
             <w:rPr/>
           </w:pPr>
-          <w:hyperlink w:anchor="__RefHeading___Toc42023_4049217194">
+          <w:hyperlink w:anchor="__RefHeading___Toc42023_3199679052">
             <w:r>
               <w:rPr>
                 <w:webHidden/>
@@ -1161,7 +1161,7 @@
             </w:tabs>
             <w:rPr/>
           </w:pPr>
-          <w:hyperlink w:anchor="__RefHeading___Toc42025_4049217194">
+          <w:hyperlink w:anchor="__RefHeading___Toc42025_3199679052">
             <w:r>
               <w:rPr>
                 <w:webHidden/>
@@ -1183,7 +1183,7 @@
             </w:tabs>
             <w:rPr/>
           </w:pPr>
-          <w:hyperlink w:anchor="__RefHeading___Toc42027_4049217194">
+          <w:hyperlink w:anchor="__RefHeading___Toc42027_3199679052">
             <w:r>
               <w:rPr>
                 <w:webHidden/>
@@ -1205,7 +1205,7 @@
             </w:tabs>
             <w:rPr/>
           </w:pPr>
-          <w:hyperlink w:anchor="__RefHeading___Toc42029_4049217194">
+          <w:hyperlink w:anchor="__RefHeading___Toc42029_3199679052">
             <w:r>
               <w:rPr>
                 <w:webHidden/>
@@ -1227,7 +1227,7 @@
             </w:tabs>
             <w:rPr/>
           </w:pPr>
-          <w:hyperlink w:anchor="__RefHeading___Toc42031_4049217194">
+          <w:hyperlink w:anchor="__RefHeading___Toc42031_3199679052">
             <w:r>
               <w:rPr>
                 <w:webHidden/>
@@ -1249,7 +1249,7 @@
             </w:tabs>
             <w:rPr/>
           </w:pPr>
-          <w:hyperlink w:anchor="__RefHeading___Toc42033_4049217194">
+          <w:hyperlink w:anchor="__RefHeading___Toc42033_3199679052">
             <w:r>
               <w:rPr>
                 <w:webHidden/>
@@ -1271,7 +1271,7 @@
             </w:tabs>
             <w:rPr/>
           </w:pPr>
-          <w:hyperlink w:anchor="__RefHeading___Toc42035_4049217194">
+          <w:hyperlink w:anchor="__RefHeading___Toc42035_3199679052">
             <w:r>
               <w:rPr>
                 <w:webHidden/>
@@ -1293,7 +1293,7 @@
             </w:tabs>
             <w:rPr/>
           </w:pPr>
-          <w:hyperlink w:anchor="__RefHeading___Toc42037_4049217194">
+          <w:hyperlink w:anchor="__RefHeading___Toc42037_3199679052">
             <w:r>
               <w:rPr>
                 <w:webHidden/>
@@ -1315,7 +1315,7 @@
             </w:tabs>
             <w:rPr/>
           </w:pPr>
-          <w:hyperlink w:anchor="__RefHeading___Toc42039_4049217194">
+          <w:hyperlink w:anchor="__RefHeading___Toc42039_3199679052">
             <w:r>
               <w:rPr>
                 <w:webHidden/>
@@ -1337,7 +1337,7 @@
             </w:tabs>
             <w:rPr/>
           </w:pPr>
-          <w:hyperlink w:anchor="__RefHeading___Toc42041_4049217194">
+          <w:hyperlink w:anchor="__RefHeading___Toc42041_3199679052">
             <w:r>
               <w:rPr>
                 <w:webHidden/>
@@ -1359,7 +1359,7 @@
             </w:tabs>
             <w:rPr/>
           </w:pPr>
-          <w:hyperlink w:anchor="__RefHeading___Toc42043_4049217194">
+          <w:hyperlink w:anchor="__RefHeading___Toc42043_3199679052">
             <w:r>
               <w:rPr>
                 <w:webHidden/>
@@ -1381,7 +1381,7 @@
             </w:tabs>
             <w:rPr/>
           </w:pPr>
-          <w:hyperlink w:anchor="__RefHeading___Toc42045_4049217194">
+          <w:hyperlink w:anchor="__RefHeading___Toc42045_3199679052">
             <w:r>
               <w:rPr>
                 <w:webHidden/>
@@ -1403,7 +1403,7 @@
             </w:tabs>
             <w:rPr/>
           </w:pPr>
-          <w:hyperlink w:anchor="__RefHeading___Toc42047_4049217194">
+          <w:hyperlink w:anchor="__RefHeading___Toc42047_3199679052">
             <w:r>
               <w:rPr>
                 <w:webHidden/>
@@ -1425,7 +1425,7 @@
             </w:tabs>
             <w:rPr/>
           </w:pPr>
-          <w:hyperlink w:anchor="__RefHeading___Toc42049_4049217194">
+          <w:hyperlink w:anchor="__RefHeading___Toc42049_3199679052">
             <w:r>
               <w:rPr>
                 <w:webHidden/>
@@ -1447,7 +1447,7 @@
             </w:tabs>
             <w:rPr/>
           </w:pPr>
-          <w:hyperlink w:anchor="__RefHeading___Toc42051_4049217194">
+          <w:hyperlink w:anchor="__RefHeading___Toc42051_3199679052">
             <w:r>
               <w:rPr>
                 <w:webHidden/>
@@ -1469,7 +1469,7 @@
             </w:tabs>
             <w:rPr/>
           </w:pPr>
-          <w:hyperlink w:anchor="__RefHeading___Toc42053_4049217194">
+          <w:hyperlink w:anchor="__RefHeading___Toc42053_3199679052">
             <w:r>
               <w:rPr>
                 <w:webHidden/>
@@ -1491,7 +1491,7 @@
             </w:tabs>
             <w:rPr/>
           </w:pPr>
-          <w:hyperlink w:anchor="__RefHeading___Toc42055_4049217194">
+          <w:hyperlink w:anchor="__RefHeading___Toc42055_3199679052">
             <w:r>
               <w:rPr>
                 <w:webHidden/>
@@ -1513,7 +1513,7 @@
             </w:tabs>
             <w:rPr/>
           </w:pPr>
-          <w:hyperlink w:anchor="__RefHeading___Toc42057_4049217194">
+          <w:hyperlink w:anchor="__RefHeading___Toc42057_3199679052">
             <w:r>
               <w:rPr>
                 <w:webHidden/>
@@ -1535,7 +1535,7 @@
             </w:tabs>
             <w:rPr/>
           </w:pPr>
-          <w:hyperlink w:anchor="__RefHeading___Toc42059_4049217194">
+          <w:hyperlink w:anchor="__RefHeading___Toc42059_3199679052">
             <w:r>
               <w:rPr>
                 <w:webHidden/>
@@ -1557,7 +1557,7 @@
             </w:tabs>
             <w:rPr/>
           </w:pPr>
-          <w:hyperlink w:anchor="__RefHeading___Toc42061_4049217194">
+          <w:hyperlink w:anchor="__RefHeading___Toc42061_3199679052">
             <w:r>
               <w:rPr>
                 <w:webHidden/>
@@ -1579,7 +1579,7 @@
             </w:tabs>
             <w:rPr/>
           </w:pPr>
-          <w:hyperlink w:anchor="__RefHeading___Toc42063_4049217194">
+          <w:hyperlink w:anchor="__RefHeading___Toc42063_3199679052">
             <w:r>
               <w:rPr>
                 <w:webHidden/>
@@ -1601,7 +1601,7 @@
             </w:tabs>
             <w:rPr/>
           </w:pPr>
-          <w:hyperlink w:anchor="__RefHeading___Toc42065_4049217194">
+          <w:hyperlink w:anchor="__RefHeading___Toc42065_3199679052">
             <w:r>
               <w:rPr>
                 <w:webHidden/>
@@ -1649,7 +1649,7 @@
       <w:r>
         <w:br w:type="page"/>
       </w:r>
-      <w:bookmarkStart w:id="0" w:name="__RefHeading___Toc41993_4049217194"/>
+      <w:bookmarkStart w:id="0" w:name="__RefHeading___Toc41993_3199679052"/>
       <w:bookmarkStart w:id="1" w:name="_Toc48319687"/>
       <w:bookmarkStart w:id="2" w:name="_Toc11824118"/>
       <w:bookmarkEnd w:id="0"/>
@@ -2294,7 +2294,7 @@
           <w:spacing w:val="0"/>
         </w:rPr>
       </w:pPr>
-      <w:bookmarkStart w:id="4" w:name="__RefHeading___Toc41995_4049217194"/>
+      <w:bookmarkStart w:id="4" w:name="__RefHeading___Toc41995_3199679052"/>
       <w:bookmarkStart w:id="5" w:name="_Toc233203388"/>
       <w:bookmarkEnd w:id="4"/>
       <w:r>
@@ -3836,7 +3836,7 @@
         <w:pageBreakBefore w:val="false"/>
         <w:rPr/>
       </w:pPr>
-      <w:bookmarkStart w:id="6" w:name="__RefHeading___Toc41997_4049217194"/>
+      <w:bookmarkStart w:id="6" w:name="__RefHeading___Toc41997_3199679052"/>
       <w:bookmarkEnd w:id="6"/>
       <w:r>
         <w:rPr>
@@ -3956,7 +3956,7 @@
         <w:pStyle w:val="Heading1"/>
         <w:rPr/>
       </w:pPr>
-      <w:bookmarkStart w:id="7" w:name="__RefHeading___Toc41999_4049217194"/>
+      <w:bookmarkStart w:id="7" w:name="__RefHeading___Toc41999_3199679052"/>
       <w:bookmarkEnd w:id="7"/>
       <w:r>
         <w:rPr>
@@ -3973,7 +3973,7 @@
         <w:pStyle w:val="Heading2"/>
         <w:rPr/>
       </w:pPr>
-      <w:bookmarkStart w:id="8" w:name="__RefHeading___Toc42001_4049217194"/>
+      <w:bookmarkStart w:id="8" w:name="__RefHeading___Toc42001_3199679052"/>
       <w:bookmarkEnd w:id="8"/>
       <w:r>
         <w:rPr>
@@ -4005,7 +4005,7 @@
         <w:pStyle w:val="Heading2"/>
         <w:rPr/>
       </w:pPr>
-      <w:bookmarkStart w:id="9" w:name="__RefHeading___Toc42003_4049217194"/>
+      <w:bookmarkStart w:id="9" w:name="__RefHeading___Toc42003_3199679052"/>
       <w:bookmarkEnd w:id="9"/>
       <w:r>
         <w:rPr>
@@ -4132,7 +4132,7 @@
         <w:pStyle w:val="Heading2"/>
         <w:rPr/>
       </w:pPr>
-      <w:bookmarkStart w:id="10" w:name="__RefHeading___Toc42005_4049217194"/>
+      <w:bookmarkStart w:id="10" w:name="__RefHeading___Toc42005_3199679052"/>
       <w:bookmarkEnd w:id="10"/>
       <w:r>
         <w:rPr>
@@ -4225,7 +4225,7 @@
         <w:pStyle w:val="Heading2"/>
         <w:rPr/>
       </w:pPr>
-      <w:bookmarkStart w:id="11" w:name="__RefHeading___Toc42007_4049217194"/>
+      <w:bookmarkStart w:id="11" w:name="__RefHeading___Toc42007_3199679052"/>
       <w:bookmarkEnd w:id="11"/>
       <w:r>
         <w:rPr>
@@ -4755,7 +4755,7 @@
         <w:pStyle w:val="Heading1"/>
         <w:rPr/>
       </w:pPr>
-      <w:bookmarkStart w:id="12" w:name="__RefHeading___Toc42009_4049217194"/>
+      <w:bookmarkStart w:id="12" w:name="__RefHeading___Toc42009_3199679052"/>
       <w:bookmarkEnd w:id="12"/>
       <w:r>
         <w:rPr>
@@ -4772,7 +4772,7 @@
         <w:pStyle w:val="Heading2"/>
         <w:rPr/>
       </w:pPr>
-      <w:bookmarkStart w:id="13" w:name="__RefHeading___Toc42011_4049217194"/>
+      <w:bookmarkStart w:id="13" w:name="__RefHeading___Toc42011_3199679052"/>
       <w:bookmarkEnd w:id="13"/>
       <w:r>
         <w:rPr>
@@ -4884,7 +4884,7 @@
         <w:pStyle w:val="Heading2"/>
         <w:rPr/>
       </w:pPr>
-      <w:bookmarkStart w:id="14" w:name="__RefHeading___Toc42013_4049217194"/>
+      <w:bookmarkStart w:id="14" w:name="__RefHeading___Toc42013_3199679052"/>
       <w:bookmarkEnd w:id="14"/>
       <w:r>
         <w:rPr>
@@ -4916,7 +4916,7 @@
         <w:pStyle w:val="Heading2"/>
         <w:rPr/>
       </w:pPr>
-      <w:bookmarkStart w:id="15" w:name="__RefHeading___Toc42015_4049217194"/>
+      <w:bookmarkStart w:id="15" w:name="__RefHeading___Toc42015_3199679052"/>
       <w:bookmarkEnd w:id="15"/>
       <w:r>
         <w:rPr>
@@ -4948,7 +4948,7 @@
         <w:pStyle w:val="Heading2"/>
         <w:rPr/>
       </w:pPr>
-      <w:bookmarkStart w:id="16" w:name="__RefHeading___Toc42017_4049217194"/>
+      <w:bookmarkStart w:id="16" w:name="__RefHeading___Toc42017_3199679052"/>
       <w:bookmarkEnd w:id="16"/>
       <w:r>
         <w:rPr>
@@ -4983,7 +4983,7 @@
         <w:pStyle w:val="Heading1"/>
         <w:rPr/>
       </w:pPr>
-      <w:bookmarkStart w:id="17" w:name="__RefHeading___Toc42019_4049217194"/>
+      <w:bookmarkStart w:id="17" w:name="__RefHeading___Toc42019_3199679052"/>
       <w:bookmarkEnd w:id="17"/>
       <w:r>
         <w:rPr>
@@ -5513,7 +5513,7 @@
         <w:pStyle w:val="Heading1"/>
         <w:rPr/>
       </w:pPr>
-      <w:bookmarkStart w:id="18" w:name="__RefHeading___Toc42021_4049217194"/>
+      <w:bookmarkStart w:id="18" w:name="__RefHeading___Toc42021_3199679052"/>
       <w:bookmarkEnd w:id="18"/>
       <w:r>
         <w:rPr>
@@ -5530,7 +5530,7 @@
         <w:pStyle w:val="Heading2"/>
         <w:rPr/>
       </w:pPr>
-      <w:bookmarkStart w:id="19" w:name="__RefHeading___Toc42023_4049217194"/>
+      <w:bookmarkStart w:id="19" w:name="__RefHeading___Toc42023_3199679052"/>
       <w:bookmarkEnd w:id="19"/>
       <w:r>
         <w:rPr>
@@ -6171,7 +6171,7 @@
         <w:pStyle w:val="Heading2"/>
         <w:rPr/>
       </w:pPr>
-      <w:bookmarkStart w:id="20" w:name="__RefHeading___Toc42025_4049217194"/>
+      <w:bookmarkStart w:id="20" w:name="__RefHeading___Toc42025_3199679052"/>
       <w:bookmarkEnd w:id="20"/>
       <w:r>
         <w:rPr>
@@ -7173,7 +7173,7 @@
         <w:pStyle w:val="Heading2"/>
         <w:rPr/>
       </w:pPr>
-      <w:bookmarkStart w:id="21" w:name="__RefHeading___Toc42027_4049217194"/>
+      <w:bookmarkStart w:id="21" w:name="__RefHeading___Toc42027_3199679052"/>
       <w:bookmarkEnd w:id="21"/>
       <w:r>
         <w:rPr>
@@ -7269,7 +7269,7 @@
         <w:pStyle w:val="Heading1"/>
         <w:rPr/>
       </w:pPr>
-      <w:bookmarkStart w:id="22" w:name="__RefHeading___Toc42029_4049217194"/>
+      <w:bookmarkStart w:id="22" w:name="__RefHeading___Toc42029_3199679052"/>
       <w:bookmarkEnd w:id="22"/>
       <w:r>
         <w:rPr>
@@ -7286,7 +7286,7 @@
         <w:pStyle w:val="Heading2"/>
         <w:rPr/>
       </w:pPr>
-      <w:bookmarkStart w:id="23" w:name="__RefHeading___Toc42031_4049217194"/>
+      <w:bookmarkStart w:id="23" w:name="__RefHeading___Toc42031_3199679052"/>
       <w:bookmarkEnd w:id="23"/>
       <w:r>
         <w:rPr>
@@ -7451,7 +7451,7 @@
         <w:pStyle w:val="Heading2"/>
         <w:rPr/>
       </w:pPr>
-      <w:bookmarkStart w:id="24" w:name="__RefHeading___Toc42033_4049217194"/>
+      <w:bookmarkStart w:id="24" w:name="__RefHeading___Toc42033_3199679052"/>
       <w:bookmarkEnd w:id="24"/>
       <w:r>
         <w:rPr>
@@ -7486,7 +7486,7 @@
         <w:pStyle w:val="Heading1"/>
         <w:rPr/>
       </w:pPr>
-      <w:bookmarkStart w:id="25" w:name="__RefHeading___Toc42035_4049217194"/>
+      <w:bookmarkStart w:id="25" w:name="__RefHeading___Toc42035_3199679052"/>
       <w:bookmarkEnd w:id="25"/>
       <w:r>
         <w:rPr>
@@ -8472,7 +8472,7 @@
         <w:pStyle w:val="Heading1"/>
         <w:rPr/>
       </w:pPr>
-      <w:bookmarkStart w:id="26" w:name="__RefHeading___Toc42037_4049217194"/>
+      <w:bookmarkStart w:id="26" w:name="__RefHeading___Toc42037_3199679052"/>
       <w:bookmarkEnd w:id="26"/>
       <w:r>
         <w:rPr>
@@ -8489,7 +8489,7 @@
         <w:pStyle w:val="Heading2"/>
         <w:rPr/>
       </w:pPr>
-      <w:bookmarkStart w:id="27" w:name="__RefHeading___Toc42039_4049217194"/>
+      <w:bookmarkStart w:id="27" w:name="__RefHeading___Toc42039_3199679052"/>
       <w:bookmarkEnd w:id="27"/>
       <w:r>
         <w:rPr>
@@ -8957,7 +8957,7 @@
         <w:pStyle w:val="Heading2"/>
         <w:rPr/>
       </w:pPr>
-      <w:bookmarkStart w:id="28" w:name="__RefHeading___Toc42041_4049217194"/>
+      <w:bookmarkStart w:id="28" w:name="__RefHeading___Toc42041_3199679052"/>
       <w:bookmarkEnd w:id="28"/>
       <w:r>
         <w:rPr>
@@ -9053,7 +9053,7 @@
         <w:pStyle w:val="Heading1"/>
         <w:rPr/>
       </w:pPr>
-      <w:bookmarkStart w:id="29" w:name="__RefHeading___Toc42043_4049217194"/>
+      <w:bookmarkStart w:id="29" w:name="__RefHeading___Toc42043_3199679052"/>
       <w:bookmarkEnd w:id="29"/>
       <w:r>
         <w:rPr>
@@ -9070,7 +9070,7 @@
         <w:pStyle w:val="Heading2"/>
         <w:rPr/>
       </w:pPr>
-      <w:bookmarkStart w:id="30" w:name="__RefHeading___Toc42045_4049217194"/>
+      <w:bookmarkStart w:id="30" w:name="__RefHeading___Toc42045_3199679052"/>
       <w:bookmarkEnd w:id="30"/>
       <w:r>
         <w:rPr>
@@ -9273,7 +9273,7 @@
         <w:pStyle w:val="Heading2"/>
         <w:rPr/>
       </w:pPr>
-      <w:bookmarkStart w:id="31" w:name="__RefHeading___Toc42047_4049217194"/>
+      <w:bookmarkStart w:id="31" w:name="__RefHeading___Toc42047_3199679052"/>
       <w:bookmarkEnd w:id="31"/>
       <w:r>
         <w:rPr>
@@ -10241,7 +10241,7 @@
         <w:pStyle w:val="Heading2"/>
         <w:rPr/>
       </w:pPr>
-      <w:bookmarkStart w:id="32" w:name="__RefHeading___Toc42049_4049217194"/>
+      <w:bookmarkStart w:id="32" w:name="__RefHeading___Toc42049_3199679052"/>
       <w:bookmarkEnd w:id="32"/>
       <w:r>
         <w:rPr>
@@ -10276,7 +10276,7 @@
         <w:pStyle w:val="Heading1"/>
         <w:rPr/>
       </w:pPr>
-      <w:bookmarkStart w:id="33" w:name="__RefHeading___Toc42051_4049217194"/>
+      <w:bookmarkStart w:id="33" w:name="__RefHeading___Toc42051_3199679052"/>
       <w:bookmarkEnd w:id="33"/>
       <w:r>
         <w:rPr>
@@ -10391,7 +10391,7 @@
         <w:pStyle w:val="Heading1"/>
         <w:rPr/>
       </w:pPr>
-      <w:bookmarkStart w:id="34" w:name="__RefHeading___Toc42053_4049217194"/>
+      <w:bookmarkStart w:id="34" w:name="__RefHeading___Toc42053_3199679052"/>
       <w:bookmarkEnd w:id="34"/>
       <w:r>
         <w:rPr>
@@ -10468,7 +10468,7 @@
         <w:pStyle w:val="Heading1"/>
         <w:rPr/>
       </w:pPr>
-      <w:bookmarkStart w:id="35" w:name="__RefHeading___Toc42055_4049217194"/>
+      <w:bookmarkStart w:id="35" w:name="__RefHeading___Toc42055_3199679052"/>
       <w:bookmarkEnd w:id="35"/>
       <w:r>
         <w:rPr>
@@ -10712,7 +10712,7 @@
         <w:pStyle w:val="Heading1"/>
         <w:rPr/>
       </w:pPr>
-      <w:bookmarkStart w:id="36" w:name="__RefHeading___Toc42057_4049217194"/>
+      <w:bookmarkStart w:id="36" w:name="__RefHeading___Toc42057_3199679052"/>
       <w:bookmarkEnd w:id="36"/>
       <w:r>
         <w:rPr>
@@ -10884,7 +10884,7 @@
         <w:pStyle w:val="Heading1"/>
         <w:rPr/>
       </w:pPr>
-      <w:bookmarkStart w:id="37" w:name="__RefHeading___Toc42059_4049217194"/>
+      <w:bookmarkStart w:id="37" w:name="__RefHeading___Toc42059_3199679052"/>
       <w:bookmarkEnd w:id="37"/>
       <w:r>
         <w:rPr>
@@ -10980,7 +10980,7 @@
         <w:pStyle w:val="Heading1"/>
         <w:rPr/>
       </w:pPr>
-      <w:bookmarkStart w:id="38" w:name="__RefHeading___Toc42061_4049217194"/>
+      <w:bookmarkStart w:id="38" w:name="__RefHeading___Toc42061_3199679052"/>
       <w:bookmarkEnd w:id="38"/>
       <w:r>
         <w:rPr>
@@ -11411,7 +11411,7 @@
       <w:r>
         <w:br w:type="page"/>
       </w:r>
-      <w:bookmarkStart w:id="39" w:name="__RefHeading___Toc42063_4049217194"/>
+      <w:bookmarkStart w:id="39" w:name="__RefHeading___Toc42063_3199679052"/>
       <w:bookmarkEnd w:id="39"/>
       <w:r>
         <w:rPr>
@@ -13548,7 +13548,7 @@
       <w:r>
         <w:br w:type="page"/>
       </w:r>
-      <w:bookmarkStart w:id="40" w:name="__RefHeading___Toc42065_4049217194"/>
+      <w:bookmarkStart w:id="40" w:name="__RefHeading___Toc42065_3199679052"/>
       <w:bookmarkStart w:id="41" w:name="_Toc233203395"/>
       <w:bookmarkEnd w:id="40"/>
       <w:r>
